--- a/klagomål/A 22860-2026 FSC-klagomål.docx
+++ b/klagomål/A 22860-2026 FSC-klagomål.docx
@@ -1605,7 +1605,7 @@
     <w:r>
       <w:tab/>
       <w:tab/>
-      <w:t>2026-09-14</w:t>
+      <w:t>2026-09-15</w:t>
       <w:br/>
       <w:br/>
     </w:r>

--- a/klagomål/A 22860-2026 FSC-klagomål.docx
+++ b/klagomål/A 22860-2026 FSC-klagomål.docx
@@ -1605,7 +1605,7 @@
     <w:r>
       <w:tab/>
       <w:tab/>
-      <w:t>2026-09-15</w:t>
+      <w:t>2026-09-16</w:t>
       <w:br/>
       <w:br/>
     </w:r>

--- a/klagomål/A 22860-2026 FSC-klagomål.docx
+++ b/klagomål/A 22860-2026 FSC-klagomål.docx
@@ -1605,7 +1605,7 @@
     <w:r>
       <w:tab/>
       <w:tab/>
-      <w:t>2026-09-16</w:t>
+      <w:t>2026-09-17</w:t>
       <w:br/>
       <w:br/>
     </w:r>

--- a/klagomål/A 22860-2026 FSC-klagomål.docx
+++ b/klagomål/A 22860-2026 FSC-klagomål.docx
@@ -1605,7 +1605,7 @@
     <w:r>
       <w:tab/>
       <w:tab/>
-      <w:t>2026-09-17</w:t>
+      <w:t>2026-09-18</w:t>
       <w:br/>
       <w:br/>
     </w:r>

--- a/klagomål/A 22860-2026 FSC-klagomål.docx
+++ b/klagomål/A 22860-2026 FSC-klagomål.docx
@@ -1605,7 +1605,7 @@
     <w:r>
       <w:tab/>
       <w:tab/>
-      <w:t>2026-09-18</w:t>
+      <w:t>2026-09-19</w:t>
       <w:br/>
       <w:br/>
     </w:r>

--- a/klagomål/A 22860-2026 FSC-klagomål.docx
+++ b/klagomål/A 22860-2026 FSC-klagomål.docx
@@ -1605,7 +1605,7 @@
     <w:r>
       <w:tab/>
       <w:tab/>
-      <w:t>2026-09-19</w:t>
+      <w:t>2026-09-21</w:t>
       <w:br/>
       <w:br/>
     </w:r>

--- a/klagomål/A 22860-2026 FSC-klagomål.docx
+++ b/klagomål/A 22860-2026 FSC-klagomål.docx
@@ -1605,7 +1605,7 @@
     <w:r>
       <w:tab/>
       <w:tab/>
-      <w:t>2026-09-21</w:t>
+      <w:t>2026-09-23</w:t>
       <w:br/>
       <w:br/>
     </w:r>

--- a/klagomål/A 22860-2026 FSC-klagomål.docx
+++ b/klagomål/A 22860-2026 FSC-klagomål.docx
@@ -1605,7 +1605,7 @@
     <w:r>
       <w:tab/>
       <w:tab/>
-      <w:t>2026-09-23</w:t>
+      <w:t>2026-09-24</w:t>
       <w:br/>
       <w:br/>
     </w:r>

--- a/klagomål/A 22860-2026 FSC-klagomål.docx
+++ b/klagomål/A 22860-2026 FSC-klagomål.docx
@@ -1605,7 +1605,7 @@
     <w:r>
       <w:tab/>
       <w:tab/>
-      <w:t>2026-09-24</w:t>
+      <w:t>2026-09-25</w:t>
       <w:br/>
       <w:br/>
     </w:r>

--- a/klagomål/A 22860-2026 FSC-klagomål.docx
+++ b/klagomål/A 22860-2026 FSC-klagomål.docx
@@ -1605,7 +1605,7 @@
     <w:r>
       <w:tab/>
       <w:tab/>
-      <w:t>2026-09-25</w:t>
+      <w:t>2026-09-26</w:t>
       <w:br/>
       <w:br/>
     </w:r>

--- a/klagomål/A 22860-2026 FSC-klagomål.docx
+++ b/klagomål/A 22860-2026 FSC-klagomål.docx
@@ -1605,7 +1605,7 @@
     <w:r>
       <w:tab/>
       <w:tab/>
-      <w:t>2026-09-26</w:t>
+      <w:t>2026-09-27</w:t>
       <w:br/>
       <w:br/>
     </w:r>

--- a/klagomål/A 22860-2026 FSC-klagomål.docx
+++ b/klagomål/A 22860-2026 FSC-klagomål.docx
@@ -1605,7 +1605,7 @@
     <w:r>
       <w:tab/>
       <w:tab/>
-      <w:t>2026-09-27</w:t>
+      <w:t>2026-09-28</w:t>
       <w:br/>
       <w:br/>
     </w:r>

--- a/klagomål/A 22860-2026 FSC-klagomål.docx
+++ b/klagomål/A 22860-2026 FSC-klagomål.docx
@@ -1605,7 +1605,7 @@
     <w:r>
       <w:tab/>
       <w:tab/>
-      <w:t>2026-09-28</w:t>
+      <w:t>2026-09-29</w:t>
       <w:br/>
       <w:br/>
     </w:r>

--- a/klagomål/A 22860-2026 FSC-klagomål.docx
+++ b/klagomål/A 22860-2026 FSC-klagomål.docx
@@ -1605,7 +1605,7 @@
     <w:r>
       <w:tab/>
       <w:tab/>
-      <w:t>2026-09-29</w:t>
+      <w:t>2026-09-30</w:t>
       <w:br/>
       <w:br/>
     </w:r>

--- a/klagomål/A 22860-2026 FSC-klagomål.docx
+++ b/klagomål/A 22860-2026 FSC-klagomål.docx
@@ -1605,7 +1605,7 @@
     <w:r>
       <w:tab/>
       <w:tab/>
-      <w:t>2026-09-30</w:t>
+      <w:t>2026-10-01</w:t>
       <w:br/>
       <w:br/>
     </w:r>

--- a/klagomål/A 22860-2026 FSC-klagomål.docx
+++ b/klagomål/A 22860-2026 FSC-klagomål.docx
@@ -1605,7 +1605,7 @@
     <w:r>
       <w:tab/>
       <w:tab/>
-      <w:t>2026-10-01</w:t>
+      <w:t>2026-10-02</w:t>
       <w:br/>
       <w:br/>
     </w:r>

--- a/klagomål/A 22860-2026 FSC-klagomål.docx
+++ b/klagomål/A 22860-2026 FSC-klagomål.docx
@@ -1605,7 +1605,7 @@
     <w:r>
       <w:tab/>
       <w:tab/>
-      <w:t>2026-10-02</w:t>
+      <w:t>2026-10-03</w:t>
       <w:br/>
       <w:br/>
     </w:r>

--- a/klagomål/A 22860-2026 FSC-klagomål.docx
+++ b/klagomål/A 22860-2026 FSC-klagomål.docx
@@ -1605,7 +1605,7 @@
     <w:r>
       <w:tab/>
       <w:tab/>
-      <w:t>2026-10-03</w:t>
+      <w:t>2026-10-04</w:t>
       <w:br/>
       <w:br/>
     </w:r>

--- a/klagomål/A 22860-2026 FSC-klagomål.docx
+++ b/klagomål/A 22860-2026 FSC-klagomål.docx
@@ -1605,7 +1605,7 @@
     <w:r>
       <w:tab/>
       <w:tab/>
-      <w:t>2026-10-04</w:t>
+      <w:t>2026-10-05</w:t>
       <w:br/>
       <w:br/>
     </w:r>

--- a/klagomål/A 22860-2026 FSC-klagomål.docx
+++ b/klagomål/A 22860-2026 FSC-klagomål.docx
@@ -1605,7 +1605,7 @@
     <w:r>
       <w:tab/>
       <w:tab/>
-      <w:t>2026-10-05</w:t>
+      <w:t>2026-10-06</w:t>
       <w:br/>
       <w:br/>
     </w:r>

--- a/klagomål/A 22860-2026 FSC-klagomål.docx
+++ b/klagomål/A 22860-2026 FSC-klagomål.docx
@@ -1605,7 +1605,7 @@
     <w:r>
       <w:tab/>
       <w:tab/>
-      <w:t>2026-10-06</w:t>
+      <w:t>2026-10-07</w:t>
       <w:br/>
       <w:br/>
     </w:r>

--- a/klagomål/A 22860-2026 FSC-klagomål.docx
+++ b/klagomål/A 22860-2026 FSC-klagomål.docx
@@ -1605,7 +1605,7 @@
     <w:r>
       <w:tab/>
       <w:tab/>
-      <w:t>2026-10-07</w:t>
+      <w:t>2026-10-08</w:t>
       <w:br/>
       <w:br/>
     </w:r>

--- a/klagomål/A 22860-2026 FSC-klagomål.docx
+++ b/klagomål/A 22860-2026 FSC-klagomål.docx
@@ -1605,7 +1605,7 @@
     <w:r>
       <w:tab/>
       <w:tab/>
-      <w:t>2026-10-08</w:t>
+      <w:t>2026-10-09</w:t>
       <w:br/>
       <w:br/>
     </w:r>

--- a/klagomål/A 22860-2026 FSC-klagomål.docx
+++ b/klagomål/A 22860-2026 FSC-klagomål.docx
@@ -1605,7 +1605,7 @@
     <w:r>
       <w:tab/>
       <w:tab/>
-      <w:t>2026-10-09</w:t>
+      <w:t>2026-10-10</w:t>
       <w:br/>
       <w:br/>
     </w:r>

--- a/klagomål/A 22860-2026 FSC-klagomål.docx
+++ b/klagomål/A 22860-2026 FSC-klagomål.docx
@@ -1605,7 +1605,7 @@
     <w:r>
       <w:tab/>
       <w:tab/>
-      <w:t>2026-10-10</w:t>
+      <w:t>2026-10-11</w:t>
       <w:br/>
       <w:br/>
     </w:r>

--- a/klagomål/A 22860-2026 FSC-klagomål.docx
+++ b/klagomål/A 22860-2026 FSC-klagomål.docx
@@ -1605,7 +1605,7 @@
     <w:r>
       <w:tab/>
       <w:tab/>
-      <w:t>2026-10-11</w:t>
+      <w:t>2026-10-12</w:t>
       <w:br/>
       <w:br/>
     </w:r>

--- a/klagomål/A 22860-2026 FSC-klagomål.docx
+++ b/klagomål/A 22860-2026 FSC-klagomål.docx
@@ -1605,7 +1605,7 @@
     <w:r>
       <w:tab/>
       <w:tab/>
-      <w:t>2026-10-12</w:t>
+      <w:t>2026-10-13</w:t>
       <w:br/>
       <w:br/>
     </w:r>

--- a/klagomål/A 22860-2026 FSC-klagomål.docx
+++ b/klagomål/A 22860-2026 FSC-klagomål.docx
@@ -221,7 +221,7 @@
     </w:p>
     <w:p>
       <w:r>
-        <w:t>Inom 25 meter från avverkningsanmälan finns fynd av 62 naturvårdsarter, varav 36 är rödlistade, 61 är fridlysta och 7 är typiska (T): backsvala (EN, §4), brun glada (EN, §4), storspov (EN, §4), blå kärrhök (VU, §4), brushane (VU, §4), gråtrut (VU, §4), grönfink (VU, §4), myrspov (VU, §4), pilgrimsfalk (VU, §4), småfläckig sumphöna (VU, §4), stare (VU, §4), tornseglare (VU, §4), bivråk (NT, §4), björktrast (NT, §4), bläsand (NT, §4), blåhake (NT, §4), drillsnäppa (NT, §4), duvhök (NT, §4), enkelbeckasin (NT, §4), entita (NT, T, §4), järnsparv (NT, §4), kricka (NT, §4), kungsörn (NT, §4), ladusvala (NT, §4), motaggsvamp (NT, T), nötkråka (NT, T, §4), rödvingetrast (NT, §4), rörsångare (NT, §4), silltrut (NT, §4), skrattmås (NT, §4), skräntärna (NT, §4), sädesärla (NT, §4), talltita (NT, §4), turkduva (NT, §4), vinterhämpling (NT, §4), ägretthäger (NT, §4), bergfink (T, §4), spillkråka (T, §4), stenfalk (T, §4), tjäder (T, §4), bred kärrtrollslända (§4a), buskskvätta (§4), fiskgjuse (§4), fiskmås (§4), fjällvråk (§4), grönsiska (§4), havsörn (§4), kråka (§4), kungsfågel (§4), orre (§4), röd glada (§4), salskrake (§4), skogsduva (§4), smålom (§4), svartvit flugsnappare (§4), sävsparv (§4), sångsvan (§4), trana (§4), törnskata (§4), utter (§4a), ärtsångare (§4) och skogsödla (§6). Se Figur 1.</w:t>
+        <w:t>Inom 25 meter från avverkningsanmälan finns fynd av 63 naturvårdsarter, varav 36 är rödlistade, 62 är fridlysta och 8 är typiska (T): backsvala (EN, §4), brun glada (EN, §4), storspov (EN, §4), blå kärrhök (VU, §4), brushane (VU, §4), gråtrut (VU, §4), grönfink (VU, §4), myrspov (VU, §4), pilgrimsfalk (VU, §4), småfläckig sumphöna (VU, §4), stare (VU, §4), tornseglare (VU, §4), bivråk (NT, §4), björktrast (NT, §4), bläsand (NT, §4), blåhake (NT, §4), drillsnäppa (NT, §4), duvhök (NT, §4), enkelbeckasin (NT, §4), entita (NT, T, §4), järnsparv (NT, §4), kricka (NT, §4), kungsörn (NT, §4), ladusvala (NT, §4), motaggsvamp (NT, T), nötkråka (NT, T, §4), rödvingetrast (NT, §4), rörsångare (NT, §4), silltrut (NT, §4), skrattmås (NT, §4), skräntärna (NT, §4), sädesärla (NT, §4), talltita (NT, §4), turkduva (NT, §4), vinterhämpling (NT, §4), ägretthäger (NT, §4), bergfink (T, §4), gråsiska (T, §4), spillkråka (T, §4), stenfalk (T, §4), tjäder (T, §4), bred kärrtrollslända (§4a), buskskvätta (§4), fiskgjuse (§4), fiskmås (§4), fjällvråk (§4), grönsiska (§4), havsörn (§4), kråka (§4), kungsfågel (§4), orre (§4), röd glada (§4), salskrake (§4), skogsduva (§4), smålom (§4), svartvit flugsnappare (§4), sävsparv (§4), sångsvan (§4), trana (§4), törnskata (§4), utter (§4a), ärtsångare (§4) och skogsödla (§6). Se Figur 1.</w:t>
       </w:r>
     </w:p>
     <w:p>
@@ -423,6 +423,26 @@
         <w:rPr>
           <w:b/>
         </w:rPr>
+        <w:t>Gråsiska (§4)</w:t>
+      </w:r>
+      <w:r>
+        <w:t xml:space="preserve"> häckar i barr- och blandskog samt i fjällbjörkskog, stundom även i fjällregionens videbälte. Gråsiska är typisk art för </w:t>
+      </w:r>
+      <w:r>
+        <w:rPr>
+          <w:i/>
+        </w:rPr>
+        <w:t xml:space="preserve">9040 Fjällbjörkskog </w:t>
+      </w:r>
+      <w:r>
+        <w:t>(SLU Artdatabanken, 2025).</w:t>
+      </w:r>
+    </w:p>
+    <w:p>
+      <w:r>
+        <w:rPr>
+          <w:b/>
+        </w:rPr>
         <w:t>Spillkråka (§4)</w:t>
       </w:r>
       <w:r>
@@ -681,7 +701,7 @@
         <w:rPr>
           <w:i/>
         </w:rPr>
-        <w:t>I det avverkningsanmälda skogsområdet har 62 naturvårdsarter varav 36 rödlistade arter sina livsmiljöer och växtplatser.</w:t>
+        <w:t>I det avverkningsanmälda skogsområdet har 63 naturvårdsarter varav 36 rödlistade arter sina livsmiljöer och växtplatser.</w:t>
       </w:r>
     </w:p>
     <w:p>
@@ -1605,7 +1625,7 @@
     <w:r>
       <w:tab/>
       <w:tab/>
-      <w:t>2026-10-13</w:t>
+      <w:t>2026-10-14</w:t>
       <w:br/>
       <w:br/>
     </w:r>

--- a/klagomål/A 22860-2026 FSC-klagomål.docx
+++ b/klagomål/A 22860-2026 FSC-klagomål.docx
@@ -1625,7 +1625,7 @@
     <w:r>
       <w:tab/>
       <w:tab/>
-      <w:t>2026-10-14</w:t>
+      <w:t>2026-10-15</w:t>
       <w:br/>
       <w:br/>
     </w:r>

--- a/klagomål/A 22860-2026 FSC-klagomål.docx
+++ b/klagomål/A 22860-2026 FSC-klagomål.docx
@@ -1625,7 +1625,7 @@
     <w:r>
       <w:tab/>
       <w:tab/>
-      <w:t>2026-10-15</w:t>
+      <w:t>2026-10-16</w:t>
       <w:br/>
       <w:br/>
     </w:r>

--- a/klagomål/A 22860-2026 FSC-klagomål.docx
+++ b/klagomål/A 22860-2026 FSC-klagomål.docx
@@ -1625,7 +1625,7 @@
     <w:r>
       <w:tab/>
       <w:tab/>
-      <w:t>2026-10-16</w:t>
+      <w:t>2026-10-17</w:t>
       <w:br/>
       <w:br/>
     </w:r>

--- a/klagomål/A 22860-2026 FSC-klagomål.docx
+++ b/klagomål/A 22860-2026 FSC-klagomål.docx
@@ -1625,7 +1625,7 @@
     <w:r>
       <w:tab/>
       <w:tab/>
-      <w:t>2026-10-17</w:t>
+      <w:t>2026-10-18</w:t>
       <w:br/>
       <w:br/>
     </w:r>

--- a/klagomål/A 22860-2026 FSC-klagomål.docx
+++ b/klagomål/A 22860-2026 FSC-klagomål.docx
@@ -221,7 +221,7 @@
     </w:p>
     <w:p>
       <w:r>
-        <w:t>Inom 25 meter från avverkningsanmälan finns fynd av 63 naturvårdsarter, varav 36 är rödlistade, 62 är fridlysta och 8 är typiska (T): backsvala (EN, §4), brun glada (EN, §4), storspov (EN, §4), blå kärrhök (VU, §4), brushane (VU, §4), gråtrut (VU, §4), grönfink (VU, §4), myrspov (VU, §4), pilgrimsfalk (VU, §4), småfläckig sumphöna (VU, §4), stare (VU, §4), tornseglare (VU, §4), bivråk (NT, §4), björktrast (NT, §4), bläsand (NT, §4), blåhake (NT, §4), drillsnäppa (NT, §4), duvhök (NT, §4), enkelbeckasin (NT, §4), entita (NT, T, §4), järnsparv (NT, §4), kricka (NT, §4), kungsörn (NT, §4), ladusvala (NT, §4), motaggsvamp (NT, T), nötkråka (NT, T, §4), rödvingetrast (NT, §4), rörsångare (NT, §4), silltrut (NT, §4), skrattmås (NT, §4), skräntärna (NT, §4), sädesärla (NT, §4), talltita (NT, §4), turkduva (NT, §4), vinterhämpling (NT, §4), ägretthäger (NT, §4), bergfink (T, §4), gråsiska (T, §4), spillkråka (T, §4), stenfalk (T, §4), tjäder (T, §4), bred kärrtrollslända (§4a), buskskvätta (§4), fiskgjuse (§4), fiskmås (§4), fjällvråk (§4), grönsiska (§4), havsörn (§4), kråka (§4), kungsfågel (§4), orre (§4), röd glada (§4), salskrake (§4), skogsduva (§4), smålom (§4), svartvit flugsnappare (§4), sävsparv (§4), sångsvan (§4), trana (§4), törnskata (§4), utter (§4a), ärtsångare (§4) och skogsödla (§6). Se Figur 1.</w:t>
+        <w:t>Inom 25 meter från avverkningsanmälan finns fynd av 64 naturvårdsarter, varav 36 är rödlistade, 63 är fridlysta och 9 är typiska (T): backsvala (EN, §4), brun glada (EN, §4), storspov (EN, §4), blå kärrhök (VU, §4), brushane (VU, §4), gråtrut (VU, §4), grönfink (VU, §4), myrspov (VU, §4), pilgrimsfalk (VU, §4), småfläckig sumphöna (VU, §4), stare (VU, §4), tornseglare (VU, §4), bivråk (NT, §4), björktrast (NT, §4), bläsand (NT, §4), blåhake (NT, §4), drillsnäppa (NT, §4), duvhök (NT, §4), enkelbeckasin (NT, §4), entita (NT, T, §4), järnsparv (NT, §4), kricka (NT, §4), kungsörn (NT, §4), ladusvala (NT, §4), motaggsvamp (NT, T), nötkråka (NT, T, §4), rödvingetrast (NT, §4), rörsångare (NT, §4), silltrut (NT, §4), skrattmås (NT, §4), skräntärna (NT, §4), sädesärla (NT, §4), talltita (NT, §4), turkduva (NT, §4), vinterhämpling (NT, §4), ägretthäger (NT, §4), bergfink (T, §4), gråsiska (T, §4), spillkråka (T, §4), stenfalk (T, §4), tjäder (T, §4), tofsmes (T, §4), bred kärrtrollslända (§4a), buskskvätta (§4), fiskgjuse (§4), fiskmås (§4), fjällvråk (§4), grönsiska (§4), havsörn (§4), kråka (§4), kungsfågel (§4), orre (§4), röd glada (§4), salskrake (§4), skogsduva (§4), smålom (§4), svartvit flugsnappare (§4), sävsparv (§4), sångsvan (§4), trana (§4), törnskata (§4), utter (§4a), ärtsångare (§4) och skogsödla (§6). Se Figur 1.</w:t>
       </w:r>
     </w:p>
     <w:p>
@@ -523,6 +523,26 @@
       </w:r>
       <w:r>
         <w:t>. Tjädern är en utpräglad skogsfågel knuten till större sammanhängande barrskogsområden. Tupparna och hönorna utnyttjar till viss del olika miljöer, och habitatvalet varierar dessutom mellan olika delar av året. För att det ska finnas livskraftiga tjäderbestånd krävs funktionella skogslandskap med en blandning av uppvuxen, gles och luckig skog, täta sumpskogar, myrar och andra små våtmarker. Arten försvinner när skogen fragmenteras och den sammanlagda arealen hyggen och andra öppna områden blir för stor. Ett småskaligt och försiktigt virkesuttag genom hyggesfria metoder kan i vissa fall vara möjligt i området inom 200 m från lekcentrum. Längre ut från lekcentrum, inom 200–500 m bör den avverkade ytan inte överskrida 1 hektar för att undvika alltför stora och snabba förändringar (Skogsstyrelsen, 2019; SLU Artdatabanken, 2024).</w:t>
+      </w:r>
+    </w:p>
+    <w:p>
+      <w:r>
+        <w:rPr>
+          <w:b/>
+        </w:rPr>
+        <w:t>Tofsmes (§4)</w:t>
+      </w:r>
+      <w:r>
+        <w:t xml:space="preserve"> häckar i barr- och blandskog, främst i tallskog. Tofsmes är typisk art för </w:t>
+      </w:r>
+      <w:r>
+        <w:rPr>
+          <w:i/>
+        </w:rPr>
+        <w:t xml:space="preserve">9010 Taiga </w:t>
+      </w:r>
+      <w:r>
+        <w:t>(SLU Artdatabanken, 2025).</w:t>
       </w:r>
     </w:p>
     <w:p>
@@ -701,7 +721,7 @@
         <w:rPr>
           <w:i/>
         </w:rPr>
-        <w:t>I det avverkningsanmälda skogsområdet har 63 naturvårdsarter varav 36 rödlistade arter sina livsmiljöer och växtplatser.</w:t>
+        <w:t>I det avverkningsanmälda skogsområdet har 64 naturvårdsarter varav 36 rödlistade arter sina livsmiljöer och växtplatser.</w:t>
       </w:r>
     </w:p>
     <w:p>
@@ -1625,7 +1645,7 @@
     <w:r>
       <w:tab/>
       <w:tab/>
-      <w:t>2026-10-18</w:t>
+      <w:t>2026-10-19</w:t>
       <w:br/>
       <w:br/>
     </w:r>

--- a/klagomål/A 22860-2026 FSC-klagomål.docx
+++ b/klagomål/A 22860-2026 FSC-klagomål.docx
@@ -1645,7 +1645,7 @@
     <w:r>
       <w:tab/>
       <w:tab/>
-      <w:t>2026-10-19</w:t>
+      <w:t>2026-10-20</w:t>
       <w:br/>
       <w:br/>
     </w:r>

--- a/klagomål/A 22860-2026 FSC-klagomål.docx
+++ b/klagomål/A 22860-2026 FSC-klagomål.docx
@@ -1645,7 +1645,7 @@
     <w:r>
       <w:tab/>
       <w:tab/>
-      <w:t>2026-10-20</w:t>
+      <w:t>2026-10-21</w:t>
       <w:br/>
       <w:br/>
     </w:r>

--- a/klagomål/A 22860-2026 FSC-klagomål.docx
+++ b/klagomål/A 22860-2026 FSC-klagomål.docx
@@ -1645,7 +1645,7 @@
     <w:r>
       <w:tab/>
       <w:tab/>
-      <w:t>2026-10-21</w:t>
+      <w:t>2026-10-22</w:t>
       <w:br/>
       <w:br/>
     </w:r>

--- a/klagomål/A 22860-2026 FSC-klagomål.docx
+++ b/klagomål/A 22860-2026 FSC-klagomål.docx
@@ -1645,7 +1645,7 @@
     <w:r>
       <w:tab/>
       <w:tab/>
-      <w:t>2026-10-22</w:t>
+      <w:t>2026-10-23</w:t>
       <w:br/>
       <w:br/>
     </w:r>

--- a/klagomål/A 22860-2026 FSC-klagomål.docx
+++ b/klagomål/A 22860-2026 FSC-klagomål.docx
@@ -1645,7 +1645,7 @@
     <w:r>
       <w:tab/>
       <w:tab/>
-      <w:t>2026-10-23</w:t>
+      <w:t>2026-10-24</w:t>
       <w:br/>
       <w:br/>
     </w:r>

--- a/klagomål/A 22860-2026 FSC-klagomål.docx
+++ b/klagomål/A 22860-2026 FSC-klagomål.docx
@@ -1645,7 +1645,7 @@
     <w:r>
       <w:tab/>
       <w:tab/>
-      <w:t>2026-10-24</w:t>
+      <w:t>2026-10-25</w:t>
       <w:br/>
       <w:br/>
     </w:r>

--- a/klagomål/A 22860-2026 FSC-klagomål.docx
+++ b/klagomål/A 22860-2026 FSC-klagomål.docx
@@ -1645,7 +1645,7 @@
     <w:r>
       <w:tab/>
       <w:tab/>
-      <w:t>2026-10-25</w:t>
+      <w:t>2026-10-26</w:t>
       <w:br/>
       <w:br/>
     </w:r>

--- a/klagomål/A 22860-2026 FSC-klagomål.docx
+++ b/klagomål/A 22860-2026 FSC-klagomål.docx
@@ -1645,7 +1645,7 @@
     <w:r>
       <w:tab/>
       <w:tab/>
-      <w:t>2026-10-26</w:t>
+      <w:t>2026-10-27</w:t>
       <w:br/>
       <w:br/>
     </w:r>

--- a/klagomål/A 22860-2026 FSC-klagomål.docx
+++ b/klagomål/A 22860-2026 FSC-klagomål.docx
@@ -1645,7 +1645,7 @@
     <w:r>
       <w:tab/>
       <w:tab/>
-      <w:t>2026-10-27</w:t>
+      <w:t>2026-10-28</w:t>
       <w:br/>
       <w:br/>
     </w:r>

--- a/klagomål/A 22860-2026 FSC-klagomål.docx
+++ b/klagomål/A 22860-2026 FSC-klagomål.docx
@@ -1645,7 +1645,7 @@
     <w:r>
       <w:tab/>
       <w:tab/>
-      <w:t>2026-10-28</w:t>
+      <w:t>2026-10-29</w:t>
       <w:br/>
       <w:br/>
     </w:r>

--- a/klagomål/A 22860-2026 FSC-klagomål.docx
+++ b/klagomål/A 22860-2026 FSC-klagomål.docx
@@ -1645,7 +1645,7 @@
     <w:r>
       <w:tab/>
       <w:tab/>
-      <w:t>2026-10-29</w:t>
+      <w:t>2026-10-31</w:t>
       <w:br/>
       <w:br/>
     </w:r>
